--- a/Clusters/Standard Operating Procedure.docx
+++ b/Clusters/Standard Operating Procedure.docx
@@ -2,10 +2,19 @@
 <file path=word/document.xml><?xml version="1.0" encoding="utf-8"?>
 <w:document xmlns:wpc="http://schemas.microsoft.com/office/word/2010/wordprocessingCanvas" xmlns:cx="http://schemas.microsoft.com/office/drawing/2014/chartex" xmlns:cx1="http://schemas.microsoft.com/office/drawing/2015/9/8/chartex" xmlns:cx2="http://schemas.microsoft.com/office/drawing/2015/10/21/chartex" xmlns:cx3="http://schemas.microsoft.com/office/drawing/2016/5/9/chartex" xmlns:cx4="http://schemas.microsoft.com/office/drawing/2016/5/10/chartex" xmlns:cx5="http://schemas.microsoft.com/office/drawing/2016/5/11/chartex" xmlns:cx6="http://schemas.microsoft.com/office/drawing/2016/5/12/chartex" xmlns:cx7="http://schemas.microsoft.com/office/drawing/2016/5/13/chartex" xmlns:cx8="http://schemas.microsoft.com/office/drawing/2016/5/14/chartex" xmlns:mc="http://schemas.openxmlformats.org/markup-compatibility/2006" xmlns:aink="http://schemas.microsoft.com/office/drawing/2016/ink" xmlns:am3d="http://schemas.microsoft.com/office/drawing/2017/model3d" xmlns:o="urn:schemas-microsoft-com:office:office" xmlns:oel="http://schemas.microsoft.com/office/2019/extlst" xmlns:r="http://schemas.openxmlformats.org/officeDocument/2006/relationships" xmlns:m="http://schemas.openxmlformats.org/officeDocument/2006/math" xmlns:v="urn:schemas-microsoft-com:vml" xmlns:wp14="http://schemas.microsoft.com/office/word/2010/wordprocessingDrawing" xmlns:wp="http://schemas.openxmlformats.org/drawingml/2006/wordprocessingDrawing" xmlns:w10="urn:schemas-microsoft-com:office:word" xmlns:w="http://schemas.openxmlformats.org/wordprocessingml/2006/main" xmlns:w14="http://schemas.microsoft.com/office/word/2010/wordml" xmlns:w15="http://schemas.microsoft.com/office/word/2012/wordml" xmlns:w16cex="http://schemas.microsoft.com/office/word/2018/wordml/cex" xmlns:w16cid="http://schemas.microsoft.com/office/word/2016/wordml/cid" xmlns:w16="http://schemas.microsoft.com/office/word/2018/wordml" xmlns:w16du="http://schemas.microsoft.com/office/word/2023/wordml/word16du" xmlns:w16sdtdh="http://schemas.microsoft.com/office/word/2020/wordml/sdtdatahash" xmlns:w16sdtfl="http://schemas.microsoft.com/office/word/2024/wordml/sdtformatlock" xmlns:w16se="http://schemas.microsoft.com/office/word/2015/wordml/symex" xmlns:wpg="http://schemas.microsoft.com/office/word/2010/wordprocessingGroup" xmlns:wpi="http://schemas.microsoft.com/office/word/2010/wordprocessingInk" xmlns:wne="http://schemas.microsoft.com/office/word/2006/wordml" xmlns:wps="http://schemas.microsoft.com/office/word/2010/wordprocessingShape" mc:Ignorable="w14 w15 w16se w16cid w16 w16cex w16sdtdh w16sdtfl w16du wp14">
   <w:body>
-    <w:bookmarkStart w:id="0" w:name="_Toc198838773" w:displacedByCustomXml="next"/>
-    <w:bookmarkStart w:id="1" w:name="_Toc198837645" w:displacedByCustomXml="next"/>
+    <w:bookmarkStart w:id="0" w:name="_Toc198837645" w:displacedByCustomXml="next"/>
+    <w:bookmarkStart w:id="1" w:name="_Toc198838773" w:displacedByCustomXml="next"/>
     <w:sdt>
       <w:sdtPr>
+        <w:rPr>
+          <w:rFonts w:asciiTheme="minorHAnsi" w:eastAsiaTheme="minorHAnsi" w:hAnsiTheme="minorHAnsi" w:cstheme="minorBidi"/>
+          <w:color w:val="auto"/>
+          <w:kern w:val="2"/>
+          <w:sz w:val="24"/>
+          <w:szCs w:val="24"/>
+          <w:lang w:val="en-IE"/>
+          <w14:ligatures w14:val="standardContextual"/>
+        </w:rPr>
         <w:id w:val="-1820953515"/>
         <w:docPartObj>
           <w:docPartGallery w:val="Table of Contents"/>
@@ -14,16 +23,9 @@
       </w:sdtPr>
       <w:sdtEndPr>
         <w:rPr>
-          <w:rFonts w:asciiTheme="minorHAnsi" w:eastAsiaTheme="minorHAnsi" w:hAnsiTheme="minorHAnsi" w:cstheme="minorBidi"/>
           <w:b/>
           <w:bCs/>
           <w:noProof/>
-          <w:color w:val="auto"/>
-          <w:kern w:val="2"/>
-          <w:sz w:val="24"/>
-          <w:szCs w:val="24"/>
-          <w:lang w:val="en-IE"/>
-          <w14:ligatures w14:val="standardContextual"/>
         </w:rPr>
       </w:sdtEndPr>
       <w:sdtContent>
@@ -1885,10 +1887,7 @@
               <w:t xml:space="preserve"> VMware Cluster with vCenter Server</w:t>
             </w:r>
             <w:r>
-              <w:t xml:space="preserve"> </w:t>
-            </w:r>
-            <w:r>
-              <w:t>for Electric Petrol</w:t>
+              <w:t xml:space="preserve"> for Electric Petrol</w:t>
             </w:r>
           </w:p>
         </w:tc>
@@ -2161,157 +2160,53 @@
     </w:p>
     <w:tbl>
       <w:tblPr>
+        <w:tblStyle w:val="TableGrid"/>
         <w:tblW w:w="0" w:type="auto"/>
-        <w:tblCellMar>
-          <w:top w:w="15" w:type="dxa"/>
-          <w:left w:w="15" w:type="dxa"/>
-          <w:bottom w:w="15" w:type="dxa"/>
-          <w:right w:w="15" w:type="dxa"/>
-        </w:tblCellMar>
         <w:tblLook w:val="04A0" w:firstRow="1" w:lastRow="0" w:firstColumn="1" w:lastColumn="0" w:noHBand="0" w:noVBand="1"/>
       </w:tblPr>
       <w:tblGrid>
-        <w:gridCol w:w="972"/>
-        <w:gridCol w:w="1734"/>
-        <w:gridCol w:w="1866"/>
-        <w:gridCol w:w="1754"/>
+        <w:gridCol w:w="2254"/>
+        <w:gridCol w:w="2254"/>
+        <w:gridCol w:w="2254"/>
+        <w:gridCol w:w="2254"/>
       </w:tblGrid>
       <w:tr>
-        <w:trPr>
-          <w:tblHeader/>
-        </w:trPr>
         <w:tc>
           <w:tcPr>
-            <w:tcW w:w="0" w:type="auto"/>
-            <w:tcBorders>
-              <w:top w:val="nil"/>
-              <w:left w:val="nil"/>
-              <w:bottom w:val="single" w:sz="8" w:space="0" w:color="8B8B8B"/>
-              <w:right w:val="nil"/>
-            </w:tcBorders>
-            <w:tcMar>
-              <w:top w:w="150" w:type="dxa"/>
-              <w:left w:w="0" w:type="dxa"/>
-              <w:bottom w:w="150" w:type="dxa"/>
-              <w:right w:w="150" w:type="dxa"/>
-            </w:tcMar>
-            <w:vAlign w:val="center"/>
-            <w:hideMark/>
+            <w:tcW w:w="2254" w:type="dxa"/>
           </w:tcPr>
           <w:p>
-            <w:pPr>
-              <w:rPr>
-                <w:b/>
-                <w:bCs/>
-              </w:rPr>
-            </w:pPr>
-            <w:r>
-              <w:rPr>
-                <w:b/>
-                <w:bCs/>
-              </w:rPr>
+            <w:r>
               <w:t>Version</w:t>
             </w:r>
           </w:p>
         </w:tc>
         <w:tc>
           <w:tcPr>
-            <w:tcW w:w="0" w:type="auto"/>
-            <w:tcBorders>
-              <w:top w:val="nil"/>
-              <w:left w:val="nil"/>
-              <w:bottom w:val="single" w:sz="8" w:space="0" w:color="8B8B8B"/>
-              <w:right w:val="nil"/>
-            </w:tcBorders>
-            <w:tcMar>
-              <w:top w:w="150" w:type="dxa"/>
-              <w:left w:w="150" w:type="dxa"/>
-              <w:bottom w:w="150" w:type="dxa"/>
-              <w:right w:w="150" w:type="dxa"/>
-            </w:tcMar>
-            <w:vAlign w:val="center"/>
-            <w:hideMark/>
+            <w:tcW w:w="2254" w:type="dxa"/>
           </w:tcPr>
           <w:p>
-            <w:pPr>
-              <w:rPr>
-                <w:b/>
-                <w:bCs/>
-              </w:rPr>
-            </w:pPr>
-            <w:r>
-              <w:rPr>
-                <w:b/>
-                <w:bCs/>
-              </w:rPr>
+            <w:r>
               <w:t>Date</w:t>
             </w:r>
           </w:p>
         </w:tc>
         <w:tc>
           <w:tcPr>
-            <w:tcW w:w="0" w:type="auto"/>
-            <w:tcBorders>
-              <w:top w:val="nil"/>
-              <w:left w:val="nil"/>
-              <w:bottom w:val="single" w:sz="8" w:space="0" w:color="8B8B8B"/>
-              <w:right w:val="nil"/>
-            </w:tcBorders>
-            <w:tcMar>
-              <w:top w:w="150" w:type="dxa"/>
-              <w:left w:w="150" w:type="dxa"/>
-              <w:bottom w:w="150" w:type="dxa"/>
-              <w:right w:w="150" w:type="dxa"/>
-            </w:tcMar>
-            <w:vAlign w:val="center"/>
-            <w:hideMark/>
+            <w:tcW w:w="2254" w:type="dxa"/>
           </w:tcPr>
           <w:p>
-            <w:pPr>
-              <w:rPr>
-                <w:b/>
-                <w:bCs/>
-              </w:rPr>
-            </w:pPr>
-            <w:r>
-              <w:rPr>
-                <w:b/>
-                <w:bCs/>
-              </w:rPr>
+            <w:r>
               <w:t>Author</w:t>
             </w:r>
           </w:p>
         </w:tc>
         <w:tc>
           <w:tcPr>
-            <w:tcW w:w="0" w:type="auto"/>
-            <w:tcBorders>
-              <w:top w:val="nil"/>
-              <w:left w:val="nil"/>
-              <w:bottom w:val="single" w:sz="8" w:space="0" w:color="8B8B8B"/>
-              <w:right w:val="nil"/>
-            </w:tcBorders>
-            <w:tcMar>
-              <w:top w:w="150" w:type="dxa"/>
-              <w:left w:w="150" w:type="dxa"/>
-              <w:bottom w:w="150" w:type="dxa"/>
-              <w:right w:w="150" w:type="dxa"/>
-            </w:tcMar>
-            <w:vAlign w:val="center"/>
-            <w:hideMark/>
+            <w:tcW w:w="2254" w:type="dxa"/>
           </w:tcPr>
           <w:p>
-            <w:pPr>
-              <w:rPr>
-                <w:b/>
-                <w:bCs/>
-              </w:rPr>
-            </w:pPr>
-            <w:r>
-              <w:rPr>
-                <w:b/>
-                <w:bCs/>
-              </w:rPr>
+            <w:r>
               <w:t>Changes</w:t>
             </w:r>
           </w:p>
@@ -2320,21 +2215,7 @@
       <w:tr>
         <w:tc>
           <w:tcPr>
-            <w:tcW w:w="0" w:type="auto"/>
-            <w:tcBorders>
-              <w:top w:val="nil"/>
-              <w:left w:val="nil"/>
-              <w:bottom w:val="single" w:sz="8" w:space="0" w:color="525252"/>
-              <w:right w:val="nil"/>
-            </w:tcBorders>
-            <w:tcMar>
-              <w:top w:w="150" w:type="dxa"/>
-              <w:left w:w="0" w:type="dxa"/>
-              <w:bottom w:w="150" w:type="dxa"/>
-              <w:right w:w="150" w:type="dxa"/>
-            </w:tcMar>
-            <w:vAlign w:val="center"/>
-            <w:hideMark/>
+            <w:tcW w:w="2254" w:type="dxa"/>
           </w:tcPr>
           <w:p>
             <w:r>
@@ -2344,81 +2225,27 @@
         </w:tc>
         <w:tc>
           <w:tcPr>
-            <w:tcW w:w="0" w:type="auto"/>
-            <w:tcBorders>
-              <w:top w:val="nil"/>
-              <w:left w:val="nil"/>
-              <w:bottom w:val="single" w:sz="8" w:space="0" w:color="525252"/>
-              <w:right w:val="nil"/>
-            </w:tcBorders>
-            <w:tcMar>
-              <w:top w:w="150" w:type="dxa"/>
-              <w:left w:w="150" w:type="dxa"/>
-              <w:bottom w:w="150" w:type="dxa"/>
-              <w:right w:w="150" w:type="dxa"/>
-            </w:tcMar>
-            <w:vAlign w:val="center"/>
-            <w:hideMark/>
+            <w:tcW w:w="2254" w:type="dxa"/>
           </w:tcPr>
           <w:p>
             <w:r>
-              <w:t>[</w:t>
-            </w:r>
-            <w:r>
-              <w:t>22 May 2025</w:t>
-            </w:r>
-            <w:r>
-              <w:t>]</w:t>
+              <w:t>29 May 2025</w:t>
             </w:r>
           </w:p>
         </w:tc>
         <w:tc>
           <w:tcPr>
-            <w:tcW w:w="0" w:type="auto"/>
-            <w:tcBorders>
-              <w:top w:val="nil"/>
-              <w:left w:val="nil"/>
-              <w:bottom w:val="single" w:sz="8" w:space="0" w:color="525252"/>
-              <w:right w:val="nil"/>
-            </w:tcBorders>
-            <w:tcMar>
-              <w:top w:w="150" w:type="dxa"/>
-              <w:left w:w="150" w:type="dxa"/>
-              <w:bottom w:w="150" w:type="dxa"/>
-              <w:right w:w="150" w:type="dxa"/>
-            </w:tcMar>
-            <w:vAlign w:val="center"/>
-            <w:hideMark/>
+            <w:tcW w:w="2254" w:type="dxa"/>
           </w:tcPr>
           <w:p>
             <w:r>
-              <w:t>[</w:t>
-            </w:r>
-            <w:r>
               <w:t>Philip Stewart</w:t>
-            </w:r>
-            <w:r>
-              <w:t>]</w:t>
             </w:r>
           </w:p>
         </w:tc>
         <w:tc>
           <w:tcPr>
-            <w:tcW w:w="0" w:type="auto"/>
-            <w:tcBorders>
-              <w:top w:val="nil"/>
-              <w:left w:val="nil"/>
-              <w:bottom w:val="single" w:sz="8" w:space="0" w:color="525252"/>
-              <w:right w:val="nil"/>
-            </w:tcBorders>
-            <w:tcMar>
-              <w:top w:w="150" w:type="dxa"/>
-              <w:left w:w="150" w:type="dxa"/>
-              <w:bottom w:w="150" w:type="dxa"/>
-              <w:right w:w="150" w:type="dxa"/>
-            </w:tcMar>
-            <w:vAlign w:val="center"/>
-            <w:hideMark/>
+            <w:tcW w:w="2254" w:type="dxa"/>
           </w:tcPr>
           <w:p>
             <w:r>
@@ -2428,6 +2255,7 @@
         </w:tc>
       </w:tr>
     </w:tbl>
+    <w:p/>
     <w:p/>
     <w:p/>
     <w:p/>
@@ -3372,14 +3200,7 @@
           <w:b/>
           <w:bCs/>
         </w:rPr>
-        <w:t>ecovery</w:t>
-      </w:r>
-      <w:r>
-        <w:rPr>
-          <w:b/>
-          <w:bCs/>
-        </w:rPr>
-        <w:t>:</w:t>
+        <w:t>ecovery:</w:t>
       </w:r>
       <w:r>
         <w:rPr>
@@ -8520,6 +8341,7 @@
   <w:style w:type="character" w:default="1" w:styleId="DefaultParagraphFont">
     <w:name w:val="Default Paragraph Font"/>
     <w:uiPriority w:val="1"/>
+    <w:semiHidden/>
     <w:unhideWhenUsed/>
   </w:style>
   <w:style w:type="table" w:default="1" w:styleId="TableNormal">
